--- a/docs/local/DOCX/_3e_T1_005.docx
+++ b/docs/local/DOCX/_3e_T1_005.docx
@@ -192,7 +192,7 @@
                 <w:sz w:val="20"/>
                 <w:szCs w:val="20"/>
               </w:rPr>
-              <w:t>-PC Thème </w:t>
+              <w:t>-PC</w:t>
             </w:r>
             <w:r>
               <w:rPr>
@@ -205,7 +205,7 @@
                 <w:sz w:val="20"/>
                 <w:szCs w:val="20"/>
               </w:rPr>
-              <w:t>1</w:t>
+              <w:t xml:space="preserve"> </w:t>
             </w:r>
             <w:r>
               <w:rPr>
@@ -218,7 +218,7 @@
                 <w:sz w:val="20"/>
                 <w:szCs w:val="20"/>
               </w:rPr>
-              <w:t xml:space="preserve"> : </w:t>
+              <w:t xml:space="preserve">: </w:t>
             </w:r>
             <w:r>
               <w:rPr>
@@ -257,7 +257,7 @@
                 <w:sz w:val="20"/>
                 <w:szCs w:val="20"/>
               </w:rPr>
-              <w:t>(T</w:t>
+              <w:t xml:space="preserve">                                     </w:t>
             </w:r>
             <w:r>
               <w:rPr>
@@ -270,7 +270,7 @@
                 <w:sz w:val="20"/>
                 <w:szCs w:val="20"/>
               </w:rPr>
-              <w:t>1</w:t>
+              <w:t xml:space="preserve">   </w:t>
             </w:r>
             <w:r>
               <w:rPr>
@@ -283,7 +283,7 @@
                 <w:sz w:val="20"/>
                 <w:szCs w:val="20"/>
               </w:rPr>
-              <w:t>-</w:t>
+              <w:t xml:space="preserve">     </w:t>
             </w:r>
             <w:r>
               <w:rPr>
@@ -296,7 +296,7 @@
                 <w:sz w:val="20"/>
                 <w:szCs w:val="20"/>
               </w:rPr>
-              <w:t>2</w:t>
+              <w:t xml:space="preserve">   </w:t>
             </w:r>
             <w:r>
               <w:rPr>
@@ -309,58 +309,6 @@
                 <w:sz w:val="20"/>
                 <w:szCs w:val="20"/>
               </w:rPr>
-              <w:t xml:space="preserve">)                                     </w:t>
-            </w:r>
-            <w:r>
-              <w:rPr>
-                <w:rFonts w:asciiTheme="minorHAnsi" w:hAnsiTheme="minorHAnsi" w:cstheme="minorHAnsi"/>
-                <w:b/>
-                <w:bCs/>
-                <w:i w:val="0"/>
-                <w:iCs w:val="0"/>
-                <w:color w:val="auto"/>
-                <w:sz w:val="20"/>
-                <w:szCs w:val="20"/>
-              </w:rPr>
-              <w:t xml:space="preserve">   </w:t>
-            </w:r>
-            <w:r>
-              <w:rPr>
-                <w:rFonts w:asciiTheme="minorHAnsi" w:hAnsiTheme="minorHAnsi" w:cstheme="minorHAnsi"/>
-                <w:b/>
-                <w:bCs/>
-                <w:i w:val="0"/>
-                <w:iCs w:val="0"/>
-                <w:color w:val="auto"/>
-                <w:sz w:val="20"/>
-                <w:szCs w:val="20"/>
-              </w:rPr>
-              <w:t xml:space="preserve">     </w:t>
-            </w:r>
-            <w:r>
-              <w:rPr>
-                <w:rFonts w:asciiTheme="minorHAnsi" w:hAnsiTheme="minorHAnsi" w:cstheme="minorHAnsi"/>
-                <w:b/>
-                <w:bCs/>
-                <w:i w:val="0"/>
-                <w:iCs w:val="0"/>
-                <w:color w:val="auto"/>
-                <w:sz w:val="20"/>
-                <w:szCs w:val="20"/>
-              </w:rPr>
-              <w:t xml:space="preserve">   </w:t>
-            </w:r>
-            <w:r>
-              <w:rPr>
-                <w:rFonts w:asciiTheme="minorHAnsi" w:hAnsiTheme="minorHAnsi" w:cstheme="minorHAnsi"/>
-                <w:b/>
-                <w:bCs/>
-                <w:i w:val="0"/>
-                <w:iCs w:val="0"/>
-                <w:color w:val="auto"/>
-                <w:sz w:val="20"/>
-                <w:szCs w:val="20"/>
-              </w:rPr>
               <w:t xml:space="preserve">          </w:t>
             </w:r>
           </w:p>
@@ -401,7 +349,7 @@
                 <w:szCs w:val="32"/>
                 <w:u w:val="single"/>
               </w:rPr>
-              <w:t>2</w:t>
+              <w:t>4</w:t>
             </w:r>
             <w:r>
               <w:rPr>
@@ -597,7 +545,7 @@
                 <w:sz w:val="20"/>
                 <w:szCs w:val="20"/>
               </w:rPr>
-              <w:t>Utiliser le calcul : pratiquer le calcul numérique et le calcul littéral</w:t>
+              <w:t xml:space="preserve">Utiliser le calcul : pratiquer le calcul numérique et le calcul littéral. </w:t>
             </w:r>
             <w:r>
               <w:rPr>
@@ -605,7 +553,7 @@
                 <w:sz w:val="20"/>
                 <w:szCs w:val="20"/>
               </w:rPr>
-              <w:t xml:space="preserve">. </w:t>
+              <w:t xml:space="preserve">– </w:t>
             </w:r>
             <w:r>
               <w:rPr>
@@ -613,7 +561,7 @@
                 <w:sz w:val="20"/>
                 <w:szCs w:val="20"/>
               </w:rPr>
-              <w:t xml:space="preserve">– </w:t>
+              <w:t xml:space="preserve">Manipuler les unités : exprimer des résultats avec une unité adéquate. </w:t>
             </w:r>
             <w:r>
               <w:rPr>
@@ -621,7 +569,7 @@
                 <w:sz w:val="20"/>
                 <w:szCs w:val="20"/>
               </w:rPr>
-              <w:t>Manipuler les unités : exprimer des résultats avec une unité adéquate.</w:t>
+              <w:t xml:space="preserve">D4 – </w:t>
             </w:r>
             <w:r>
               <w:rPr>
@@ -629,31 +577,7 @@
                 <w:sz w:val="20"/>
                 <w:szCs w:val="20"/>
               </w:rPr>
-              <w:t xml:space="preserve"> </w:t>
-            </w:r>
-            <w:r>
-              <w:rPr>
-                <w:rFonts w:cs="Calibri"/>
-                <w:sz w:val="20"/>
-                <w:szCs w:val="20"/>
-              </w:rPr>
-              <w:t xml:space="preserve">D4 – </w:t>
-            </w:r>
-            <w:r>
-              <w:rPr>
-                <w:rFonts w:cs="Calibri"/>
-                <w:sz w:val="20"/>
-                <w:szCs w:val="20"/>
-              </w:rPr>
-              <w:t>Proposer un protocole expérimental</w:t>
-            </w:r>
-            <w:r>
-              <w:rPr>
-                <w:rFonts w:cs="Calibri"/>
-                <w:sz w:val="20"/>
-                <w:szCs w:val="20"/>
-              </w:rPr>
-              <w:t xml:space="preserve">. </w:t>
+              <w:t xml:space="preserve">Proposer un protocole expérimental. </w:t>
             </w:r>
             <w:r>
               <w:rPr>
@@ -4455,6 +4379,7 @@
           <w:rFonts w:eastAsia="Times New Roman" w:cstheme="minorHAnsi"/>
           <w:lang w:eastAsia="fr-FR"/>
         </w:rPr>
+        <w:lastRenderedPageBreak/>
         <w:t>…………………………………………………………………………………………………………………………………………………………………………………</w:t>
       </w:r>
     </w:p>
@@ -4484,7 +4409,6 @@
           <w:sz w:val="28"/>
           <w:szCs w:val="28"/>
         </w:rPr>
-        <w:lastRenderedPageBreak/>
         <w:t>ELEMENTS DE REPONSE</w:t>
       </w:r>
     </w:p>
@@ -5932,6 +5856,7 @@
           <w:rFonts w:cstheme="minorHAnsi"/>
           <w:bCs/>
         </w:rPr>
+        <w:lastRenderedPageBreak/>
         <w:t>On refait plusieurs fois la mesure avec d’autres objets en acier</w:t>
       </w:r>
       <w:r>
@@ -5965,7 +5890,6 @@
           <w:rFonts w:cstheme="minorHAnsi"/>
           <w:bCs/>
         </w:rPr>
-        <w:lastRenderedPageBreak/>
         <w:t xml:space="preserve">On calcule le rapport </w:t>
       </w:r>
       <m:oMath>
@@ -6773,10 +6697,8 @@
     <w:sectPr>
       <w:headerReference w:type="even" r:id="rId10"/>
       <w:headerReference w:type="default" r:id="rId11"/>
-      <w:footerReference w:type="even" r:id="rId12"/>
-      <w:footerReference w:type="default" r:id="rId13"/>
-      <w:headerReference w:type="first" r:id="rId14"/>
-      <w:footerReference w:type="first" r:id="rId15"/>
+      <w:footerReference w:type="default" r:id="rId12"/>
+      <w:headerReference w:type="first" r:id="rId13"/>
       <w:pgSz w:w="12240" w:h="15840" w:code="1"/>
       <w:pgMar w:top="851" w:right="851" w:bottom="709" w:left="851" w:header="709" w:footer="497" w:gutter="0"/>
       <w:cols w:space="708"/>
@@ -6816,122 +6738,12 @@
   <w:p>
     <w:pPr>
       <w:pStyle w:val="Pieddepage"/>
-    </w:pPr>
-  </w:p>
-</w:ftr>
-</file>
-
-<file path=word/footer2.xml><?xml version="1.0" encoding="utf-8"?>
-<w:ftr xmlns:wpc="http://schemas.microsoft.com/office/word/2010/wordprocessingCanvas" xmlns:cx="http://schemas.microsoft.com/office/drawing/2014/chartex" xmlns:cx1="http://schemas.microsoft.com/office/drawing/2015/9/8/chartex" xmlns:cx2="http://schemas.microsoft.com/office/drawing/2015/10/21/chartex" xmlns:cx3="http://schemas.microsoft.com/office/drawing/2016/5/9/chartex" xmlns:cx4="http://schemas.microsoft.com/office/drawing/2016/5/10/chartex" xmlns:cx5="http://schemas.microsoft.com/office/drawing/2016/5/11/chartex" xmlns:cx6="http://schemas.microsoft.com/office/drawing/2016/5/12/chartex" xmlns:cx7="http://schemas.microsoft.com/office/drawing/2016/5/13/chartex" xmlns:cx8="http://schemas.microsoft.com/office/drawing/2016/5/14/chartex" xmlns:mc="http://schemas.openxmlformats.org/markup-compatibility/2006" xmlns:m="http://schemas.openxmlformats.org/officeDocument/2006/math" xmlns:aink="http://schemas.microsoft.com/office/drawing/2016/ink" xmlns:am3d="http://schemas.microsoft.com/office/drawing/2017/model3d" xmlns:oel="http://schemas.microsoft.com/office/2019/extlst" xmlns:r="http://schemas.openxmlformats.org/officeDocument/2006/relationships" xmlns:wp14="http://schemas.microsoft.com/office/word/2010/wordprocessingDrawing" xmlns:wp="http://schemas.openxmlformats.org/drawingml/2006/wordprocessingDrawing" xmlns:wpg="http://schemas.microsoft.com/office/word/2010/wordprocessingGroup" xmlns:wpi="http://schemas.microsoft.com/office/word/2010/wordprocessingInk" xmlns:wps="http://schemas.microsoft.com/office/word/2010/wordprocessingShape" xmlns:o="urn:schemas-microsoft-com:office:office" xmlns:v="urn:schemas-microsoft-com:vml" xmlns:w10="urn:schemas-microsoft-com:office:word" xmlns:w="http://schemas.openxmlformats.org/wordprocessingml/2006/main" xmlns:w14="http://schemas.microsoft.com/office/word/2010/wordml" xmlns:w15="http://schemas.microsoft.com/office/word/2012/wordml" xmlns:w16cei="http://schemas.microsoft.com/office/word/2026/wordml/cei" xmlns:w16cex="http://schemas.microsoft.com/office/word/2018/wordml/cex" xmlns:w16cid="http://schemas.microsoft.com/office/word/2016/wordml/cid" xmlns:w16="http://schemas.microsoft.com/office/word/2018/wordml" xmlns:w16sdtdh="http://schemas.microsoft.com/office/word/2020/wordml/sdtdatahash" xmlns:w16sdtfl="http://schemas.microsoft.com/office/word/2024/wordml/sdtformatlock" xmlns:w16se="http://schemas.microsoft.com/office/word/2015/wordml/symex" xmlns:w16du="http://schemas.microsoft.com/office/word/2023/wordml/word16du" xmlns:wne="http://schemas.microsoft.com/office/word/2006/wordml" mc:Ignorable="w14 w15 w16se w16cid w16 w16cex w16sdtdh w16sdtfl w16du wp14">
-  <w:p>
-    <w:pPr>
-      <w:pStyle w:val="Pieddepage"/>
       <w:tabs>
         <w:tab w:val="clear" w:pos="4536"/>
         <w:tab w:val="clear" w:pos="9072"/>
         <w:tab w:val="right" w:pos="10490"/>
       </w:tabs>
       <w:jc w:val="center"/>
-    </w:pPr>
-    <w:r>
-      <w:rPr>
-        <w:color w:val="4F81BD" w:themeColor="accent1"/>
-      </w:rPr>
-      <w:tab/>
-    </w:r>
-    <w:r>
-      <w:rPr>
-        <w:sz w:val="14"/>
-        <w:szCs w:val="14"/>
-      </w:rPr>
-      <w:t xml:space="preserve">Page </w:t>
-    </w:r>
-    <w:r>
-      <w:rPr>
-        <w:sz w:val="14"/>
-        <w:szCs w:val="14"/>
-      </w:rPr>
-      <w:fldChar w:fldCharType="begin"/>
-    </w:r>
-    <w:r>
-      <w:rPr>
-        <w:sz w:val="14"/>
-        <w:szCs w:val="14"/>
-      </w:rPr>
-      <w:instrText>PAGE  \* Arabic  \* MERGEFORMAT</w:instrText>
-    </w:r>
-    <w:r>
-      <w:rPr>
-        <w:sz w:val="14"/>
-        <w:szCs w:val="14"/>
-      </w:rPr>
-      <w:fldChar w:fldCharType="separate"/>
-    </w:r>
-    <w:r>
-      <w:rPr>
-        <w:sz w:val="14"/>
-        <w:szCs w:val="14"/>
-      </w:rPr>
-      <w:t>2</w:t>
-    </w:r>
-    <w:r>
-      <w:rPr>
-        <w:sz w:val="14"/>
-        <w:szCs w:val="14"/>
-      </w:rPr>
-      <w:fldChar w:fldCharType="end"/>
-    </w:r>
-    <w:r>
-      <w:rPr>
-        <w:sz w:val="14"/>
-        <w:szCs w:val="14"/>
-      </w:rPr>
-      <w:t xml:space="preserve"> sur </w:t>
-    </w:r>
-    <w:r>
-      <w:rPr>
-        <w:sz w:val="14"/>
-        <w:szCs w:val="14"/>
-      </w:rPr>
-      <w:fldChar w:fldCharType="begin"/>
-    </w:r>
-    <w:r>
-      <w:rPr>
-        <w:sz w:val="14"/>
-        <w:szCs w:val="14"/>
-      </w:rPr>
-      <w:instrText>NUMPAGES  \* arabe  \* MERGEFORMAT</w:instrText>
-    </w:r>
-    <w:r>
-      <w:rPr>
-        <w:sz w:val="14"/>
-        <w:szCs w:val="14"/>
-      </w:rPr>
-      <w:fldChar w:fldCharType="separate"/>
-    </w:r>
-    <w:r>
-      <w:rPr>
-        <w:sz w:val="14"/>
-        <w:szCs w:val="14"/>
-      </w:rPr>
-      <w:t>2</w:t>
-    </w:r>
-    <w:r>
-      <w:rPr>
-        <w:sz w:val="14"/>
-        <w:szCs w:val="14"/>
-      </w:rPr>
-      <w:fldChar w:fldCharType="end"/>
-    </w:r>
-  </w:p>
-</w:ftr>
-</file>
-
-<file path=word/footer3.xml><?xml version="1.0" encoding="utf-8"?>
-<w:ftr xmlns:wpc="http://schemas.microsoft.com/office/word/2010/wordprocessingCanvas" xmlns:cx="http://schemas.microsoft.com/office/drawing/2014/chartex" xmlns:cx1="http://schemas.microsoft.com/office/drawing/2015/9/8/chartex" xmlns:cx2="http://schemas.microsoft.com/office/drawing/2015/10/21/chartex" xmlns:cx3="http://schemas.microsoft.com/office/drawing/2016/5/9/chartex" xmlns:cx4="http://schemas.microsoft.com/office/drawing/2016/5/10/chartex" xmlns:cx5="http://schemas.microsoft.com/office/drawing/2016/5/11/chartex" xmlns:cx6="http://schemas.microsoft.com/office/drawing/2016/5/12/chartex" xmlns:cx7="http://schemas.microsoft.com/office/drawing/2016/5/13/chartex" xmlns:cx8="http://schemas.microsoft.com/office/drawing/2016/5/14/chartex" xmlns:mc="http://schemas.openxmlformats.org/markup-compatibility/2006" xmlns:m="http://schemas.openxmlformats.org/officeDocument/2006/math" xmlns:aink="http://schemas.microsoft.com/office/drawing/2016/ink" xmlns:am3d="http://schemas.microsoft.com/office/drawing/2017/model3d" xmlns:oel="http://schemas.microsoft.com/office/2019/extlst" xmlns:r="http://schemas.openxmlformats.org/officeDocument/2006/relationships" xmlns:wp14="http://schemas.microsoft.com/office/word/2010/wordprocessingDrawing" xmlns:wp="http://schemas.openxmlformats.org/drawingml/2006/wordprocessingDrawing" xmlns:wpg="http://schemas.microsoft.com/office/word/2010/wordprocessingGroup" xmlns:wpi="http://schemas.microsoft.com/office/word/2010/wordprocessingInk" xmlns:wps="http://schemas.microsoft.com/office/word/2010/wordprocessingShape" xmlns:o="urn:schemas-microsoft-com:office:office" xmlns:v="urn:schemas-microsoft-com:vml" xmlns:w10="urn:schemas-microsoft-com:office:word" xmlns:w="http://schemas.openxmlformats.org/wordprocessingml/2006/main" xmlns:w14="http://schemas.microsoft.com/office/word/2010/wordml" xmlns:w15="http://schemas.microsoft.com/office/word/2012/wordml" xmlns:w16cei="http://schemas.microsoft.com/office/word/2026/wordml/cei" xmlns:w16cex="http://schemas.microsoft.com/office/word/2018/wordml/cex" xmlns:w16cid="http://schemas.microsoft.com/office/word/2016/wordml/cid" xmlns:w16="http://schemas.microsoft.com/office/word/2018/wordml" xmlns:w16sdtdh="http://schemas.microsoft.com/office/word/2020/wordml/sdtdatahash" xmlns:w16sdtfl="http://schemas.microsoft.com/office/word/2024/wordml/sdtformatlock" xmlns:w16se="http://schemas.microsoft.com/office/word/2015/wordml/symex" xmlns:w16du="http://schemas.microsoft.com/office/word/2023/wordml/word16du" xmlns:wne="http://schemas.microsoft.com/office/word/2006/wordml" mc:Ignorable="w14 w15 w16se w16cid w16 w16cex w16sdtdh w16sdtfl w16du wp14">
-  <w:p>
-    <w:pPr>
-      <w:pStyle w:val="Pieddepage"/>
     </w:pPr>
   </w:p>
 </w:ftr>
